--- a/Files/06 - Yom Tov/12 - Hoshana Raba/5784/Hoshana Raba 5784.docx
+++ b/Files/06 - Yom Tov/12 - Hoshana Raba/5784/Hoshana Raba 5784.docx
@@ -449,7 +449,7 @@
         <w:rPr>
           <w:rFonts w:ascii="Times New Roman" w:hAnsi="Times New Roman" w:cs="Times New Roman"/>
         </w:rPr>
-        <w:t xml:space="preserve"> here from a </w:t>
+        <w:t xml:space="preserve"> from a </w:t>
       </w:r>
       <w:r>
         <w:rPr>
@@ -675,13 +675,19 @@
         <w:rPr>
           <w:rFonts w:ascii="Times New Roman" w:hAnsi="Times New Roman" w:cs="Times New Roman"/>
         </w:rPr>
-        <w:t>Please instead</w:t>
-      </w:r>
-      <w:r>
-        <w:rPr>
-          <w:rFonts w:ascii="Times New Roman" w:hAnsi="Times New Roman" w:cs="Times New Roman"/>
-        </w:rPr>
-        <w:t xml:space="preserve"> listen to our </w:t>
+        <w:t>Instead, p</w:t>
+      </w:r>
+      <w:r>
+        <w:rPr>
+          <w:rFonts w:ascii="Times New Roman" w:hAnsi="Times New Roman" w:cs="Times New Roman"/>
+        </w:rPr>
+        <w:t xml:space="preserve">lease </w:t>
+      </w:r>
+      <w:r>
+        <w:rPr>
+          <w:rFonts w:ascii="Times New Roman" w:hAnsi="Times New Roman" w:cs="Times New Roman"/>
+        </w:rPr>
+        <w:t xml:space="preserve">listen to our </w:t>
       </w:r>
       <w:r>
         <w:rPr>
@@ -724,7 +730,13 @@
         <w:rPr>
           <w:rFonts w:ascii="Times New Roman" w:hAnsi="Times New Roman" w:cs="Times New Roman"/>
         </w:rPr>
-        <w:t>ve a very excellent, good year.”</w:t>
+        <w:t>ve a</w:t>
+      </w:r>
+      <w:r>
+        <w:rPr>
+          <w:rFonts w:ascii="Times New Roman" w:hAnsi="Times New Roman" w:cs="Times New Roman"/>
+        </w:rPr>
+        <w:t xml:space="preserve"> good year.”</w:t>
       </w:r>
     </w:p>
     <w:p>
@@ -751,7 +763,7 @@
         <w:rPr>
           <w:rFonts w:ascii="Times New Roman" w:hAnsi="Times New Roman" w:cs="Times New Roman"/>
         </w:rPr>
-        <w:t xml:space="preserve"> after we beat them down? We know that the </w:t>
+        <w:t xml:space="preserve"> after we beat them down? We know that </w:t>
       </w:r>
       <w:r>
         <w:rPr>
@@ -931,7 +943,19 @@
         <w:rPr>
           <w:rFonts w:ascii="Times New Roman" w:hAnsi="Times New Roman" w:cs="Times New Roman"/>
         </w:rPr>
-        <w:t xml:space="preserve"> now is like </w:t>
+        <w:t xml:space="preserve"> </w:t>
+      </w:r>
+      <w:r>
+        <w:rPr>
+          <w:rFonts w:ascii="Times New Roman" w:hAnsi="Times New Roman" w:cs="Times New Roman"/>
+        </w:rPr>
+        <w:t>become</w:t>
+      </w:r>
+      <w:r>
+        <w:rPr>
+          <w:rFonts w:ascii="Times New Roman" w:hAnsi="Times New Roman" w:cs="Times New Roman"/>
+        </w:rPr>
+        <w:t xml:space="preserve"> </w:t>
       </w:r>
       <w:r>
         <w:rPr>
@@ -1056,7 +1080,7 @@
         <w:rPr>
           <w:rFonts w:ascii="Times New Roman" w:hAnsi="Times New Roman" w:cs="Times New Roman"/>
         </w:rPr>
-        <w:t xml:space="preserve">re going to put them up on top of the </w:t>
+        <w:t>re going to put them up on top of the</w:t>
       </w:r>
       <w:r>
         <w:rPr>

--- a/Files/06 - Yom Tov/12 - Hoshana Raba/5784/Hoshana Raba 5784.docx
+++ b/Files/06 - Yom Tov/12 - Hoshana Raba/5784/Hoshana Raba 5784.docx
@@ -1080,7 +1080,7 @@
         <w:rPr>
           <w:rFonts w:ascii="Times New Roman" w:hAnsi="Times New Roman" w:cs="Times New Roman"/>
         </w:rPr>
-        <w:t>re going to put them up on top of the</w:t>
+        <w:t xml:space="preserve">re going to put them up on top of the </w:t>
       </w:r>
       <w:r>
         <w:rPr>
